--- a/INFORME_PROYECTO_1_DL.docx
+++ b/INFORME_PROYECTO_1_DL.docx
@@ -22,7 +22,6 @@
         <w:t>Informe de predicción de anomalías en transacciones</w:t>
       </w:r>
     </w:p>
-    <w:p/>
     <w:p>
       <w:pPr>
         <w:rPr>
@@ -199,6 +198,19 @@
       <w:r>
         <w:t>de los cuales 89,936 eran transacciones normales, 3,994 eran de anomalías debido al orden no congruente, 3,611 eran de anomalías debido a transacciones cortas (muchas transacciones en poco tiempo) y 2,459 eran anomalías debido a compras en establecimientos no comunes para el cliente.</w:t>
       </w:r>
+      <w:r>
+        <w:t xml:space="preserve">  Los datos solo fueron separados por clientes, debido a que se decidió entrenar los modelos usando las 30 transacciones de cada cliente. Prevenimos la fuga de datos separando algunos clientes, del conjunto de entrenamiento. Se aseguró de que tuvieran aproximadamente la misma proporción de anomalías.</w:t>
+      </w:r>
+    </w:p>
+    <w:p>
+      <w:pPr>
+        <w:jc w:val="both"/>
+      </w:pPr>
+    </w:p>
+    <w:p>
+      <w:pPr>
+        <w:jc w:val="both"/>
+      </w:pPr>
     </w:p>
     <w:p>
       <w:pPr>
@@ -216,6 +228,7 @@
           <w:sz w:val="28"/>
           <w:szCs w:val="28"/>
         </w:rPr>
+        <w:lastRenderedPageBreak/>
         <w:t>Modelos generados</w:t>
       </w:r>
     </w:p>
@@ -267,11 +280,7 @@
         <w:t>egadas:</w:t>
       </w:r>
       <w:r>
-        <w:t xml:space="preserve"> promedio, desviación estándar, </w:t>
-      </w:r>
-      <w:r>
-        <w:lastRenderedPageBreak/>
-        <w:t>máximo y mínimo de los montos</w:t>
+        <w:t xml:space="preserve"> promedio, desviación estándar, máximo y mínimo de los montos</w:t>
       </w:r>
       <w:r>
         <w:t>, el monto por hora, la moda del establecimiento</w:t>
@@ -719,7 +728,33 @@
         </w:tc>
       </w:tr>
     </w:tbl>
-    <w:p/>
+    <w:p>
+      <w:pPr>
+        <w:jc w:val="both"/>
+        <w:rPr>
+          <w:b/>
+          <w:bCs/>
+        </w:rPr>
+      </w:pPr>
+    </w:p>
+    <w:p>
+      <w:pPr>
+        <w:jc w:val="both"/>
+        <w:rPr>
+          <w:b/>
+          <w:bCs/>
+        </w:rPr>
+      </w:pPr>
+    </w:p>
+    <w:p>
+      <w:pPr>
+        <w:jc w:val="both"/>
+        <w:rPr>
+          <w:b/>
+          <w:bCs/>
+        </w:rPr>
+      </w:pPr>
+    </w:p>
     <w:p>
       <w:pPr>
         <w:jc w:val="both"/>
@@ -729,6 +764,7 @@
           <w:b/>
           <w:bCs/>
         </w:rPr>
+        <w:lastRenderedPageBreak/>
         <w:t>Cuadro 2:</w:t>
       </w:r>
       <w:r>
@@ -807,11 +843,9 @@
             <w:pPr>
               <w:jc w:val="center"/>
             </w:pPr>
-            <w:proofErr w:type="spellStart"/>
-            <w:r>
-              <w:t>Accuracy</w:t>
-            </w:r>
-            <w:proofErr w:type="spellEnd"/>
+            <w:r>
+              <w:t>PR-AUC</w:t>
+            </w:r>
           </w:p>
         </w:tc>
         <w:tc>
@@ -823,10 +857,7 @@
               <w:jc w:val="center"/>
             </w:pPr>
             <w:r>
-              <w:t>0.</w:t>
-            </w:r>
-            <w:r>
-              <w:t>89</w:t>
+              <w:t>0.3104</w:t>
             </w:r>
           </w:p>
         </w:tc>
@@ -840,9 +871,11 @@
             <w:pPr>
               <w:jc w:val="center"/>
             </w:pPr>
-            <w:r>
-              <w:t>PR-AUC</w:t>
-            </w:r>
+            <w:proofErr w:type="spellStart"/>
+            <w:r>
+              <w:t>Accuracy</w:t>
+            </w:r>
+            <w:proofErr w:type="spellEnd"/>
           </w:p>
         </w:tc>
         <w:tc>
@@ -854,10 +887,7 @@
               <w:jc w:val="center"/>
             </w:pPr>
             <w:r>
-              <w:t>0.31</w:t>
-            </w:r>
-            <w:r>
-              <w:t>04</w:t>
+              <w:t>0.89</w:t>
             </w:r>
           </w:p>
         </w:tc>
@@ -981,13 +1011,13 @@
         </w:tc>
       </w:tr>
     </w:tbl>
+    <w:p/>
     <w:p>
       <w:r>
         <w:rPr>
           <w:b/>
           <w:bCs/>
         </w:rPr>
-        <w:lastRenderedPageBreak/>
         <w:t xml:space="preserve">Cuadro </w:t>
       </w:r>
       <w:r>
@@ -1342,11 +1372,9 @@
             <w:pPr>
               <w:jc w:val="center"/>
             </w:pPr>
-            <w:proofErr w:type="spellStart"/>
-            <w:r>
-              <w:t>Accuracy</w:t>
-            </w:r>
-            <w:proofErr w:type="spellEnd"/>
+            <w:r>
+              <w:t>PR-AUC</w:t>
+            </w:r>
           </w:p>
         </w:tc>
         <w:tc>
@@ -1358,10 +1386,7 @@
               <w:jc w:val="center"/>
             </w:pPr>
             <w:r>
-              <w:t>0.</w:t>
-            </w:r>
-            <w:r>
-              <w:t>91</w:t>
+              <w:t>0.4706</w:t>
             </w:r>
           </w:p>
         </w:tc>
@@ -1375,9 +1400,11 @@
             <w:pPr>
               <w:jc w:val="center"/>
             </w:pPr>
-            <w:r>
-              <w:t>PR-AUC</w:t>
-            </w:r>
+            <w:proofErr w:type="spellStart"/>
+            <w:r>
+              <w:t>Accuracy</w:t>
+            </w:r>
+            <w:proofErr w:type="spellEnd"/>
           </w:p>
         </w:tc>
         <w:tc>
@@ -1389,13 +1416,7 @@
               <w:jc w:val="center"/>
             </w:pPr>
             <w:r>
-              <w:t>0.</w:t>
-            </w:r>
-            <w:r>
-              <w:t>47</w:t>
-            </w:r>
-            <w:r>
-              <w:t>06</w:t>
+              <w:t>0.91</w:t>
             </w:r>
           </w:p>
         </w:tc>
@@ -1844,11 +1865,9 @@
             <w:pPr>
               <w:jc w:val="center"/>
             </w:pPr>
-            <w:proofErr w:type="spellStart"/>
-            <w:r>
-              <w:t>Accuracy</w:t>
-            </w:r>
-            <w:proofErr w:type="spellEnd"/>
+            <w:r>
+              <w:t>PR-AUC</w:t>
+            </w:r>
           </w:p>
         </w:tc>
         <w:tc>
@@ -1860,7 +1879,7 @@
               <w:jc w:val="center"/>
             </w:pPr>
             <w:r>
-              <w:t>0.94</w:t>
+              <w:t>0.9076</w:t>
             </w:r>
           </w:p>
         </w:tc>
@@ -1874,9 +1893,11 @@
             <w:pPr>
               <w:jc w:val="center"/>
             </w:pPr>
-            <w:r>
-              <w:t>PR-AUC</w:t>
-            </w:r>
+            <w:proofErr w:type="spellStart"/>
+            <w:r>
+              <w:t>Accuracy</w:t>
+            </w:r>
+            <w:proofErr w:type="spellEnd"/>
           </w:p>
         </w:tc>
         <w:tc>
@@ -1888,7 +1909,10 @@
               <w:jc w:val="center"/>
             </w:pPr>
             <w:r>
-              <w:t>0.9076</w:t>
+              <w:t>0</w:t>
+            </w:r>
+            <w:r>
+              <w:t>.94</w:t>
             </w:r>
           </w:p>
         </w:tc>
@@ -1931,6 +1955,7 @@
               <w:jc w:val="center"/>
             </w:pPr>
             <w:r>
+              <w:lastRenderedPageBreak/>
               <w:t>Verdaderos positivos</w:t>
             </w:r>
           </w:p>
@@ -2077,17 +2102,11 @@
       <w:pPr>
         <w:jc w:val="both"/>
       </w:pPr>
-    </w:p>
-    <w:p>
-      <w:pPr>
-        <w:jc w:val="both"/>
-      </w:pPr>
       <w:r>
         <w:rPr>
           <w:b/>
           <w:bCs/>
         </w:rPr>
-        <w:lastRenderedPageBreak/>
         <w:t xml:space="preserve">Cuadro </w:t>
       </w:r>
       <w:r>
@@ -2886,11 +2905,17 @@
       </w:r>
     </w:p>
     <w:p>
+      <w:pPr>
+        <w:jc w:val="both"/>
+      </w:pPr>
+    </w:p>
+    <w:p>
       <w:r>
         <w:rPr>
           <w:b/>
           <w:bCs/>
         </w:rPr>
+        <w:lastRenderedPageBreak/>
         <w:t>Cuadro 9.</w:t>
       </w:r>
       <w:r>
@@ -3305,7 +3330,6 @@
       </w:tr>
     </w:tbl>
     <w:p/>
-    <w:p/>
     <w:p>
       <w:pPr>
         <w:rPr>
@@ -3320,7 +3344,6 @@
           <w:iCs/>
           <w:u w:val="single"/>
         </w:rPr>
-        <w:lastRenderedPageBreak/>
         <w:t>Segundo experimento</w:t>
       </w:r>
     </w:p>
@@ -4128,8 +4151,8 @@
         <w:tblLook w:val="04A0" w:firstRow="1" w:lastRow="0" w:firstColumn="1" w:lastColumn="0" w:noHBand="0" w:noVBand="1"/>
       </w:tblPr>
       <w:tblGrid>
-        <w:gridCol w:w="1838"/>
-        <w:gridCol w:w="1559"/>
+        <w:gridCol w:w="2263"/>
+        <w:gridCol w:w="1134"/>
         <w:gridCol w:w="2006"/>
         <w:gridCol w:w="1559"/>
         <w:gridCol w:w="1680"/>
@@ -4137,7 +4160,7 @@
       <w:tr>
         <w:tc>
           <w:tcPr>
-            <w:tcW w:w="1838" w:type="dxa"/>
+            <w:tcW w:w="2263" w:type="dxa"/>
           </w:tcPr>
           <w:p>
             <w:pPr>
@@ -4165,7 +4188,7 @@
         </w:tc>
         <w:tc>
           <w:tcPr>
-            <w:tcW w:w="1559" w:type="dxa"/>
+            <w:tcW w:w="1134" w:type="dxa"/>
           </w:tcPr>
           <w:p>
             <w:pPr>
@@ -4251,7 +4274,7 @@
       <w:tr>
         <w:tc>
           <w:tcPr>
-            <w:tcW w:w="1838" w:type="dxa"/>
+            <w:tcW w:w="2263" w:type="dxa"/>
           </w:tcPr>
           <w:p>
             <w:pPr>
@@ -4264,7 +4287,7 @@
         </w:tc>
         <w:tc>
           <w:tcPr>
-            <w:tcW w:w="1559" w:type="dxa"/>
+            <w:tcW w:w="1134" w:type="dxa"/>
           </w:tcPr>
           <w:p>
             <w:pPr>
@@ -4318,7 +4341,7 @@
       <w:tr>
         <w:tc>
           <w:tcPr>
-            <w:tcW w:w="1838" w:type="dxa"/>
+            <w:tcW w:w="2263" w:type="dxa"/>
           </w:tcPr>
           <w:p>
             <w:pPr>
@@ -4331,7 +4354,7 @@
         </w:tc>
         <w:tc>
           <w:tcPr>
-            <w:tcW w:w="1559" w:type="dxa"/>
+            <w:tcW w:w="1134" w:type="dxa"/>
           </w:tcPr>
           <w:p>
             <w:pPr>
@@ -4385,7 +4408,7 @@
       <w:tr>
         <w:tc>
           <w:tcPr>
-            <w:tcW w:w="1838" w:type="dxa"/>
+            <w:tcW w:w="2263" w:type="dxa"/>
           </w:tcPr>
           <w:p>
             <w:pPr>
@@ -4398,7 +4421,7 @@
         </w:tc>
         <w:tc>
           <w:tcPr>
-            <w:tcW w:w="1559" w:type="dxa"/>
+            <w:tcW w:w="1134" w:type="dxa"/>
           </w:tcPr>
           <w:p>
             <w:pPr>
@@ -4458,7 +4481,7 @@
       <w:tr>
         <w:tc>
           <w:tcPr>
-            <w:tcW w:w="1838" w:type="dxa"/>
+            <w:tcW w:w="2263" w:type="dxa"/>
           </w:tcPr>
           <w:p>
             <w:pPr>
@@ -4471,7 +4494,7 @@
         </w:tc>
         <w:tc>
           <w:tcPr>
-            <w:tcW w:w="1559" w:type="dxa"/>
+            <w:tcW w:w="1134" w:type="dxa"/>
           </w:tcPr>
           <w:p>
             <w:pPr>
@@ -4528,7 +4551,7 @@
       <w:tr>
         <w:tc>
           <w:tcPr>
-            <w:tcW w:w="1838" w:type="dxa"/>
+            <w:tcW w:w="2263" w:type="dxa"/>
           </w:tcPr>
           <w:p>
             <w:pPr>
@@ -4541,7 +4564,7 @@
         </w:tc>
         <w:tc>
           <w:tcPr>
-            <w:tcW w:w="1559" w:type="dxa"/>
+            <w:tcW w:w="1134" w:type="dxa"/>
           </w:tcPr>
           <w:p>
             <w:pPr>
@@ -4598,7 +4621,7 @@
       <w:tr>
         <w:tc>
           <w:tcPr>
-            <w:tcW w:w="1838" w:type="dxa"/>
+            <w:tcW w:w="2263" w:type="dxa"/>
           </w:tcPr>
           <w:p>
             <w:pPr>
@@ -4623,7 +4646,7 @@
         </w:tc>
         <w:tc>
           <w:tcPr>
-            <w:tcW w:w="1559" w:type="dxa"/>
+            <w:tcW w:w="1134" w:type="dxa"/>
           </w:tcPr>
           <w:p>
             <w:pPr>
@@ -4707,7 +4730,7 @@
       <w:tr>
         <w:tc>
           <w:tcPr>
-            <w:tcW w:w="1838" w:type="dxa"/>
+            <w:tcW w:w="2263" w:type="dxa"/>
           </w:tcPr>
           <w:p>
             <w:pPr>
@@ -4726,7 +4749,7 @@
         </w:tc>
         <w:tc>
           <w:tcPr>
-            <w:tcW w:w="1559" w:type="dxa"/>
+            <w:tcW w:w="1134" w:type="dxa"/>
           </w:tcPr>
           <w:p>
             <w:pPr>
@@ -4808,12 +4831,6 @@
         </w:tc>
       </w:tr>
     </w:tbl>
-    <w:p/>
-    <w:p/>
-    <w:p/>
-    <w:p/>
-    <w:p/>
-    <w:p/>
     <w:p>
       <w:r>
         <w:rPr>
@@ -7033,12 +7050,11 @@
 </file>
 
 <file path=customXml/item1.xml><?xml version="1.0" encoding="utf-8"?>
-<?mso-contentType ?>
-<FormTemplates xmlns="http://schemas.microsoft.com/sharepoint/v3/contenttype/forms">
-  <Display>DocumentLibraryForm</Display>
-  <Edit>DocumentLibraryForm</Edit>
-  <New>DocumentLibraryForm</New>
-</FormTemplates>
+<p:properties xmlns:p="http://schemas.microsoft.com/office/2006/metadata/properties" xmlns:xsi="http://www.w3.org/2001/XMLSchema-instance" xmlns:pc="http://schemas.microsoft.com/office/infopath/2007/PartnerControls">
+  <documentManagement>
+    <_activity xmlns="2cdfe042-c098-4603-bc06-628e1b8e05dc" xsi:nil="true"/>
+  </documentManagement>
+</p:properties>
 </file>
 
 <file path=customXml/item2.xml><?xml version="1.0" encoding="utf-8"?>
@@ -7251,11 +7267,12 @@
 </file>
 
 <file path=customXml/item3.xml><?xml version="1.0" encoding="utf-8"?>
-<p:properties xmlns:p="http://schemas.microsoft.com/office/2006/metadata/properties" xmlns:xsi="http://www.w3.org/2001/XMLSchema-instance" xmlns:pc="http://schemas.microsoft.com/office/infopath/2007/PartnerControls">
-  <documentManagement>
-    <_activity xmlns="2cdfe042-c098-4603-bc06-628e1b8e05dc" xsi:nil="true"/>
-  </documentManagement>
-</p:properties>
+<?mso-contentType ?>
+<FormTemplates xmlns="http://schemas.microsoft.com/sharepoint/v3/contenttype/forms">
+  <Display>DocumentLibraryForm</Display>
+  <Edit>DocumentLibraryForm</Edit>
+  <New>DocumentLibraryForm</New>
+</FormTemplates>
 </file>
 
 <file path=customXml/item4.xml><?xml version="1.0" encoding="utf-8"?>
@@ -7263,9 +7280,11 @@
 </file>
 
 <file path=customXml/itemProps1.xml><?xml version="1.0" encoding="utf-8"?>
-<ds:datastoreItem xmlns:ds="http://schemas.openxmlformats.org/officeDocument/2006/customXml" ds:itemID="{99F93F46-907E-4450-8DF1-DFFDF15FC046}">
+<ds:datastoreItem xmlns:ds="http://schemas.openxmlformats.org/officeDocument/2006/customXml" ds:itemID="{5586030E-7A14-459B-9ABE-B5E081240F1E}">
   <ds:schemaRefs>
-    <ds:schemaRef ds:uri="http://schemas.microsoft.com/sharepoint/v3/contenttype/forms"/>
+    <ds:schemaRef ds:uri="http://schemas.microsoft.com/office/2006/metadata/properties"/>
+    <ds:schemaRef ds:uri="http://schemas.microsoft.com/office/infopath/2007/PartnerControls"/>
+    <ds:schemaRef ds:uri="2cdfe042-c098-4603-bc06-628e1b8e05dc"/>
   </ds:schemaRefs>
 </ds:datastoreItem>
 </file>
@@ -7290,11 +7309,9 @@
 </file>
 
 <file path=customXml/itemProps3.xml><?xml version="1.0" encoding="utf-8"?>
-<ds:datastoreItem xmlns:ds="http://schemas.openxmlformats.org/officeDocument/2006/customXml" ds:itemID="{5586030E-7A14-459B-9ABE-B5E081240F1E}">
+<ds:datastoreItem xmlns:ds="http://schemas.openxmlformats.org/officeDocument/2006/customXml" ds:itemID="{99F93F46-907E-4450-8DF1-DFFDF15FC046}">
   <ds:schemaRefs>
-    <ds:schemaRef ds:uri="http://schemas.microsoft.com/office/2006/metadata/properties"/>
-    <ds:schemaRef ds:uri="http://schemas.microsoft.com/office/infopath/2007/PartnerControls"/>
-    <ds:schemaRef ds:uri="2cdfe042-c098-4603-bc06-628e1b8e05dc"/>
+    <ds:schemaRef ds:uri="http://schemas.microsoft.com/sharepoint/v3/contenttype/forms"/>
   </ds:schemaRefs>
 </ds:datastoreItem>
 </file>
